--- a/slides/results_1a_1b_2a_speaker_notes.docx
+++ b/slides/results_1a_1b_2a_speaker_notes.docx
@@ -2,7 +2,7 @@
 <file path=word/document.xml><?xml version="1.0" encoding="utf-8"?>
 <w:document xmlns:w="http://schemas.openxmlformats.org/wordprocessingml/2006/main" xmlns:m="http://schemas.openxmlformats.org/officeDocument/2006/math" xmlns:r="http://schemas.openxmlformats.org/officeDocument/2006/relationships" xmlns:o="urn:schemas-microsoft-com:office:office" xmlns:v="urn:schemas-microsoft-com:vml" xmlns:w10="urn:schemas-microsoft-com:office:word" xmlns:a="http://schemas.openxmlformats.org/drawingml/2006/main" xmlns:pic="http://schemas.openxmlformats.org/drawingml/2006/picture" xmlns:wp="http://schemas.openxmlformats.org/drawingml/2006/wordprocessingDrawing">
   <w:body>
-    <w:bookmarkStart w:id="89" w:name="研究-1a1b2a-综合结果汇报逐页演讲稿"/>
+    <w:bookmarkStart w:id="87" w:name="研究-1a1b2a-综合结果汇报逐页演讲稿"/>
     <w:p>
       <w:pPr>
         <w:pStyle w:val="Heading1"/>
@@ -392,7 +392,7 @@
         <w:pStyle w:val="FirstParagraph"/>
       </w:pPr>
       <w:r>
-        <w:t xml:space="preserve">面对这种大表，我在汇报时不会逐行读数字，而是直接告诉大家应该看什么。这里最重要的不是某个单元的具体数值，而是整体方向极其一致：无论是 Claude、DeepSeek 还是 Gemma，在三种尺度下全部都是女人版更高，而且显著性都很强。也就是说，只要我们把自然语料里的语义混杂拿掉，模型的女性方向偏差就已经开始稳定地浮现出来了。</w:t>
+        <w:t xml:space="preserve">这张表数字比较密，我就不逐行去念了，想请大家把注意力放在整体方向上。真正值得关注的其实不是某个单元的具体数值，而是方向的一致程度——Claude、DeepSeek 和 Gemma 在三种尺度下都是女人版得分更高，显著性也都相当稳健。我自己看到这个结果的直观感受是，一旦把自然语料里那层语义混杂控制住，模型的女性方向偏差就会比较稳定地浮现出来。</w:t>
       </w:r>
     </w:p>
     <w:bookmarkEnd w:id="39"/>
@@ -882,21 +882,21 @@
       </w:r>
     </w:p>
     <w:bookmarkEnd w:id="64"/>
-    <w:bookmarkStart w:id="65" w:name="第46页研究-2a组间差约为组内差的-48-倍被试性别才是主导异质来源"/>
-    <w:p>
-      <w:pPr>
-        <w:pStyle w:val="Heading2"/>
-      </w:pPr>
-      <w:r>
-        <w:t xml:space="preserve">第46页｜研究 2a：组间差约为组内差的 4–8 倍——被试性别才是主导异质来源</w:t>
-      </w:r>
-    </w:p>
-    <w:p>
-      <w:pPr>
-        <w:pStyle w:val="FirstParagraph"/>
-      </w:pPr>
-      <w:r>
-        <w:t xml:space="preserve">这一页回答的是 H2a.4，也就是到底谁更重要，尺度还是被试性别。结果非常清楚：同一性别组内部换尺度，d_z 的波动并不大；但固定尺度去比较女性和男性被试，差距一下子就拉到 4 到 8 倍。换句话说，量表形式当然会有影响，但它不是主要矛盾。真正决定偏差强度的，是谁在做判断。</w:t>
+    <w:bookmarkStart w:id="65" w:name="第46页研究-2a23-重复测量-anova-显示被试性别主效应更强"/>
+    <w:p>
+      <w:pPr>
+        <w:pStyle w:val="Heading2"/>
+      </w:pPr>
+      <w:r>
+        <w:t xml:space="preserve">第46页｜研究 2a：2×3 重复测量 ANOVA 显示被试性别主效应更强</w:t>
+      </w:r>
+    </w:p>
+    <w:p>
+      <w:pPr>
+        <w:pStyle w:val="FirstParagraph"/>
+      </w:pPr>
+      <w:r>
+        <w:t xml:space="preserve">这一页我会把 H2a.4 换成正式统计检验来讲，而不再只比较极差。具体做法是：以 371 个题项作为重复测量单元，把每个题项在“被试性别 × 量表”六个格子里的女版减男版偏差先按量表上限归一化，再做一个 2×3 的 repeated-measures ANOVA。结果很清楚：被试性别主效应显著，F(1,370)=111.17，p&lt;.001，广义 eta 平方是 .044；量表主效应也显著，但明显更小，F(2,740)=9.44，GG 校正后 p&lt;.001，广义 eta 平方只有 .007；交互不显著，F(2,740)=1.79，p=.169。换句话说，量表形式不是完全没有影响，但它解释的变异远小于被试性别，所以真正更强的异质来源仍然是谁在打分。</w:t>
       </w:r>
     </w:p>
     <w:bookmarkEnd w:id="65"/>
@@ -1248,109 +1248,61 @@
       </w:r>
     </w:p>
     <w:bookmarkEnd w:id="83"/>
-    <w:bookmarkStart w:id="84" w:name="第65页全文总结"/>
-    <w:p>
-      <w:pPr>
-        <w:pStyle w:val="Heading2"/>
-      </w:pPr>
-      <w:r>
-        <w:t xml:space="preserve">第65页｜全文总结</w:t>
-      </w:r>
-    </w:p>
-    <w:p>
-      <w:pPr>
-        <w:pStyle w:val="FirstParagraph"/>
-      </w:pPr>
-      <w:r>
-        <w:t xml:space="preserve">如果要用一页把整场汇报压缩出来，我会这样说。第一，1a 告诉我们，中英文性能差距的核心是方差侧的不对称，而不是均值侧的简单落差；第二，1b 和 2a 共同说明，无论模型还是人类，都倾向于把女人版打得更高，而且共同集中在性化和外貌这两个热区；第三，ICC 和 CS 则提醒我们，人机虽然共享方向和部分结构，但在题项级上并没有一个稳定统一的“最像人”答案。也就是说，人机关系更像是“宏观重合、微观分化”。</w:t>
+    <w:bookmarkStart w:id="84" w:name="第65页研究局限与后续方向"/>
+    <w:p>
+      <w:pPr>
+        <w:pStyle w:val="Heading2"/>
+      </w:pPr>
+      <w:r>
+        <w:t xml:space="preserve">第65页｜研究局限与后续方向</w:t>
+      </w:r>
+    </w:p>
+    <w:p>
+      <w:pPr>
+        <w:pStyle w:val="FirstParagraph"/>
+      </w:pPr>
+      <w:r>
+        <w:t xml:space="preserve">关于研究局限和后续的分析，第一，目前最小配对分析还是以中文为主，英文平行语料还在整理，所以这里的结论暂时只针对中文场景。第二，ICC 的绝对值整体不高，但这更像是在告诉我们，人机在题项级本来就只是弱对齐，而不是这项研究没有得到结果。第三，如果后续能用女性评分者数据做再校准，并继续观察 ICC 会不会系统上升，就能更直接检验我这里提出的“对齐偏斜”解释。</w:t>
       </w:r>
     </w:p>
     <w:bookmarkEnd w:id="84"/>
-    <w:bookmarkStart w:id="85" w:name="第66页方法论推论"/>
-    <w:p>
-      <w:pPr>
-        <w:pStyle w:val="Heading2"/>
-      </w:pPr>
-      <w:r>
-        <w:t xml:space="preserve">第66页｜方法论推论</w:t>
-      </w:r>
-    </w:p>
-    <w:p>
-      <w:pPr>
-        <w:pStyle w:val="FirstParagraph"/>
-      </w:pPr>
-      <w:r>
-        <w:t xml:space="preserve">这一页我会更多从方法论角度说这项研究的意义。首先，如果研究者真的关心题项级对齐，那么 3 点尺度是不够的，至少 7 点或者滑块更合适；其次，任何“哪个模型最像人”的声明都必须交代人是谁，因为不同被试子群对应的最相似模型并不相同；最后，我们必须把“偏差量级”和“偏差模式”分开报告，因为一个子群完全可能整体偏得更强，却在题项级结构上更不像模型。对后续的人机比较研究来说，这三点我觉得都不是技术细节，而是解释结论时的前提。</w:t>
+    <w:bookmarkStart w:id="85" w:name="第66页conclusions"/>
+    <w:p>
+      <w:pPr>
+        <w:pStyle w:val="Heading2"/>
+      </w:pPr>
+      <w:r>
+        <w:t xml:space="preserve">第66页｜Conclusions</w:t>
+      </w:r>
+    </w:p>
+    <w:p>
+      <w:pPr>
+        <w:pStyle w:val="FirstParagraph"/>
+      </w:pPr>
+      <w:r>
+        <w:t xml:space="preserve">最后这一页，我想进行一下今天汇报的总结。第一，中英差距最值得看的不是平均分，它在没有统一数据集的情况下意义不大。更重要的是中文端明显更大的离散度，因为真正把模型拉开的，更像是它们对中文语料掌握得有多不一样。第二，不管是 9 个 LLM 还是人类，整体上都更倾向于把女人版评得更高，而且这种差异共同集中在性化和外貌相关内容上。第三，和量表形式相比，评分者是谁对结果影响更大。女性被试的总体效应量大约是男性的 3 倍；而在归一化后的题项偏差上，2×3 repeated-measures ANOVA 也显示被试性别主效应的解释量明显大于量表主效应。第四，并不存在一个普适的“最像人”模型，最佳模型会随着被试子群和尺度切换；而且无论人类还是模型，题项级结果都会随尺度重排，所以任何“最像人”的说法都必须明确限定是像哪一群人、在哪一种尺度。</w:t>
       </w:r>
     </w:p>
     <w:bookmarkEnd w:id="85"/>
-    <w:bookmarkStart w:id="86" w:name="第67页研究局限与后续方向"/>
-    <w:p>
-      <w:pPr>
-        <w:pStyle w:val="Heading2"/>
-      </w:pPr>
-      <w:r>
-        <w:t xml:space="preserve">第67页｜研究局限与后续方向</w:t>
-      </w:r>
-    </w:p>
-    <w:p>
-      <w:pPr>
-        <w:pStyle w:val="FirstParagraph"/>
-      </w:pPr>
-      <w:r>
-        <w:t xml:space="preserve">当然，这项研究也有明确的边界。第一，我们的最小配对分析目前主要是在中文语境下完成的，英文平行语料还没有做出来，所以这些结论不能直接外推到英文；第二，ICC 的绝对值整体都不高，这不是实验失败，而是说明人机题项级只存在弱对齐；第三，</w:t>
-      </w:r>
-      <w:r>
-        <w:t xml:space="preserve">“</w:t>
-      </w:r>
-      <w:r>
-        <w:t xml:space="preserve">对齐偏斜</w:t>
-      </w:r>
-      <w:r>
-        <w:t xml:space="preserve">”</w:t>
-      </w:r>
-      <w:r>
-        <w:t xml:space="preserve">目前还是一个基于现有模式提出的解释性假设，最好的下一步是用女性评分者数据做进一步再校准，直接检验模型是否会更接近女性被试的题项结构。换句话说，这项工作更像是把问题定位清楚，而不是把所有问题一次性解决。</w:t>
+    <w:bookmarkStart w:id="86" w:name="第67页致谢"/>
+    <w:p>
+      <w:pPr>
+        <w:pStyle w:val="Heading2"/>
+      </w:pPr>
+      <w:r>
+        <w:t xml:space="preserve">第67页｜致谢</w:t>
+      </w:r>
+    </w:p>
+    <w:p>
+      <w:pPr>
+        <w:pStyle w:val="FirstParagraph"/>
+      </w:pPr>
+      <w:r>
+        <w:t xml:space="preserve">我的汇报就到这里。非常感谢大家的聆听。谢谢大家。</w:t>
       </w:r>
     </w:p>
     <w:bookmarkEnd w:id="86"/>
-    <w:bookmarkStart w:id="87" w:name="第68页conclusions三个带回家的信息"/>
-    <w:p>
-      <w:pPr>
-        <w:pStyle w:val="Heading2"/>
-      </w:pPr>
-      <w:r>
-        <w:t xml:space="preserve">第68页｜Conclusions：三个带回家的信息</w:t>
-      </w:r>
-    </w:p>
-    <w:p>
-      <w:pPr>
-        <w:pStyle w:val="FirstParagraph"/>
-      </w:pPr>
-      <w:r>
-        <w:t xml:space="preserve">最后这一页，我会把三点真正希望大家带走的信息再说一遍。第一，中英文差距最值得看的不是均值，而是方差，因为方差不对称才真正暴露了中文语料覆盖不均的问题。第二，人类和 9 个 LLM 在方向上是一致的，也共享性化和外貌这两个共同热区，但这种一致主要发生在聚合层和维度层，而不是稳定延伸到每个具体题项。第三，被试性别对结果的影响明显大于尺度，女性被试整体效应量更大，但题项级并不因此更像模型，这正是我提出“对齐偏斜”假设的依据。</w:t>
-      </w:r>
-    </w:p>
     <w:bookmarkEnd w:id="87"/>
-    <w:bookmarkStart w:id="88" w:name="第69页致谢"/>
-    <w:p>
-      <w:pPr>
-        <w:pStyle w:val="Heading2"/>
-      </w:pPr>
-      <w:r>
-        <w:t xml:space="preserve">第69页｜致谢</w:t>
-      </w:r>
-    </w:p>
-    <w:p>
-      <w:pPr>
-        <w:pStyle w:val="FirstParagraph"/>
-      </w:pPr>
-      <w:r>
-        <w:t xml:space="preserve">我的汇报到这里就结束了。非常感谢大家的聆听，如果大家愿意，我很希望在讨论环节继续谈两个问题：第一，最小配对设计是否还可以进一步控制语义细节；第二，如果我们真的把女性评分者纳入后续再校准流程，模型的题项级相似度会不会发生系统变化。谢谢大家。</w:t>
-      </w:r>
-    </w:p>
-    <w:bookmarkEnd w:id="88"/>
-    <w:bookmarkEnd w:id="89"/>
     <w:sectPr/>
   </w:body>
 </w:document>

--- a/slides/results_1a_1b_2a_speaker_notes.docx
+++ b/slides/results_1a_1b_2a_speaker_notes.docx
@@ -61,7 +61,7 @@
         <w:pStyle w:val="FirstParagraph"/>
       </w:pPr>
       <w:r>
-        <w:t xml:space="preserve">这里我简单交代一下路线图，方便大家在后面定位。前半部分是研究 1a，核心是中英文差距背后的诊断逻辑；中间部分是研究 1b 和 2a，重点是最小配对设计下的人机性别偏差；最后两节分别讨论人机题项级相似度，也就是 ICC，以及跨尺度稳健性，也就是 CS。最后我会回到所有假设，给出一个尽量清晰的综合结论。</w:t>
+        <w:t xml:space="preserve">这里我简单交代一下路线图，方便大家在后面定位。前半部分是研究 1a，核心是中英文差距背后的诊断逻辑；中间部分是研究 1b 和 2a，重点是最小配对设计下的人机性别偏差；最后两节我会先讨论与 1b 的 H1b.3 对位的跨尺度相似性，也就是 CS，再在这个前提上讨论同尺度内哪个模型最像人，也就是 ICC。最后我会回到所有假设，给出一个尽量清晰的综合结论。</w:t>
       </w:r>
     </w:p>
     <w:bookmarkEnd w:id="22"/>
@@ -486,21 +486,21 @@
       </w:r>
     </w:p>
     <w:bookmarkEnd w:id="44"/>
-    <w:bookmarkStart w:id="45" w:name="第26页研究-1b跨模型-d_z-在任意两尺度间贴近对角线排序稳定滑块仅稍放大"/>
-    <w:p>
-      <w:pPr>
-        <w:pStyle w:val="Heading2"/>
-      </w:pPr>
-      <w:r>
-        <w:t xml:space="preserve">第26页｜研究 1b：跨模型 d_z 在任意两尺度间贴近对角线——排序稳定，滑块仅稍放大</w:t>
-      </w:r>
-    </w:p>
-    <w:p>
-      <w:pPr>
-        <w:pStyle w:val="FirstParagraph"/>
-      </w:pPr>
-      <w:r>
-        <w:t xml:space="preserve">这张散点图就是对刚才第一条规律的量化表达。每一个点都是一个模型，点越靠近对角线，就说明它在两种尺度下的相对位置越稳定。整体来看，点确实贴得比较近，所以“谁更偏、谁更不偏”这件事在跨尺度上是相当稳的。滑块相对会让部分模型略高一点，但这个偏移没有改写整体排序。</w:t>
+    <w:bookmarkStart w:id="45" w:name="第26页研究-1b固定同一个模型看三尺度下的-10-维-d_z-向量有多像自己"/>
+    <w:p>
+      <w:pPr>
+        <w:pStyle w:val="Heading2"/>
+      </w:pPr>
+      <w:r>
+        <w:t xml:space="preserve">第26页｜研究 1b：固定同一个模型看，三尺度下的 10 维 d_z 向量有多像自己？</w:t>
+      </w:r>
+    </w:p>
+    <w:p>
+      <w:pPr>
+        <w:pStyle w:val="FirstParagraph"/>
+      </w:pPr>
+      <w:r>
+        <w:t xml:space="preserve">这一页我想测试的是：固定同一个模型，它换一种尺度之后，偏差结构还像不像它自己。这里每一行就是一个模型，三列分别是三对尺度之间、基于 10 个一级领域 d_z 向量算出来的 Spearman 相关。这样读下来会很直观。GPT-5.1、Kimi、Llama 和 Qwen 在三对尺度上都维持中等到较高的正相关，说明这些模型换尺度之后，大体还是在同一批维度上更偏。Claude 和 DeepSeek V3.2 则明显不稳定，甚至出现负相关，表示一种尺度下最偏的维度，换到另一种尺度后可能就不再靠前。Gemma 和 DeepSeek R1 则属于“局部稳定”，只在某一对尺度上相似。也就是说，真正重要的不是跨模型比较，而是不同模型在跨尺度上的自我一致性差异很大。</w:t>
       </w:r>
     </w:p>
     <w:bookmarkEnd w:id="45"/>
@@ -932,53 +932,203 @@
         <w:pStyle w:val="FirstParagraph"/>
       </w:pPr>
       <w:r>
-        <w:t xml:space="preserve">所以 2a 的小结可以说得很清楚。人类重复了模型端的主效应，也重复了“性化加外貌”这两个共同热区；更进一步，人类内部还表现出非常稳健的被试性别差异，而且这个差异明显大于尺度差异。到这里为止，如果我们只看方向和总体强度，人机其实是相当一致的。真正的问题从下一节才开始出现，也就是“哪一个模型最像人”到底有没有稳定答案。</w:t>
+        <w:t xml:space="preserve">所以 2a 的小结可以说得很清楚。人类重复了模型端的主效应，也重复了“性化加外貌”这两个共同热区；更进一步，人类内部还表现出非常稳健的被试性别差异，而且这个差异明显大于尺度差异。到这里为止，如果我们只看方向和总体强度，人机其实是相当一致的。接下来我会先回到和 1b 的 H1b.3 对位的问题，也就是人类自己在三种尺度之间到底稳不稳；在这个前提厘清之后，再讨论“哪个模型最像人”。</w:t>
       </w:r>
     </w:p>
     <w:bookmarkEnd w:id="67"/>
-    <w:bookmarkStart w:id="68" w:name="第49页研究-2aicc研究问题与设计"/>
-    <w:p>
-      <w:pPr>
-        <w:pStyle w:val="Heading2"/>
-      </w:pPr>
-      <w:r>
-        <w:t xml:space="preserve">第49页｜研究 2a·ICC：研究问题与设计</w:t>
-      </w:r>
-    </w:p>
-    <w:p>
-      <w:pPr>
-        <w:pStyle w:val="FirstParagraph"/>
-      </w:pPr>
-      <w:r>
-        <w:t xml:space="preserve">进入 ICC 这一节之后，我的问题会变得更细。前面我们已经知道，人和模型都把女人版打得更高，但这并不等于它们会在同一批题项上做出相同判断。所以这里我用每一道题的偏差向量去比较人和模型，看哪一个模型在题项级最接近人类。</w:t>
+    <w:bookmarkStart w:id="68" w:name="第49页研究-2acs研究问题与设计"/>
+    <w:p>
+      <w:pPr>
+        <w:pStyle w:val="Heading2"/>
+      </w:pPr>
+      <w:r>
+        <w:t xml:space="preserve">第49页｜研究 2a·CS：研究问题与设计</w:t>
+      </w:r>
+    </w:p>
+    <w:p>
+      <w:pPr>
+        <w:pStyle w:val="FirstParagraph"/>
+      </w:pPr>
+      <w:r>
+        <w:t xml:space="preserve">这一节我会明确把它和 1b 的 H1b.3 对齐来讲。1b 已经告诉我们，在模型端，</w:t>
+      </w:r>
+      <w:r>
+        <w:t xml:space="preserve">“</w:t>
+      </w:r>
+      <w:r>
+        <w:t xml:space="preserve">三种尺度是不是在测同一件事</w:t>
+      </w:r>
+      <w:r>
+        <w:t xml:space="preserve">”</w:t>
+      </w:r>
+      <w:r>
+        <w:t xml:space="preserve">必须按层级分开回答；所以到了 2a，最自然的下一步不是先问哪个模型最像人，而是先问人类自己跨尺度稳不稳。如果人类自己在 3 点、7 点和滑块之间就会明显重排，那后面的 ICC 结果就必须在这个前提下解释，而不能直接拿来当作模型“不像人”的证据。</w:t>
       </w:r>
     </w:p>
     <w:bookmarkEnd w:id="68"/>
-    <w:bookmarkStart w:id="69" w:name="第50页研究-2aicc三条假设"/>
-    <w:p>
-      <w:pPr>
-        <w:pStyle w:val="Heading2"/>
-      </w:pPr>
-      <w:r>
-        <w:t xml:space="preserve">第50页｜研究 2a·ICC：三条假设</w:t>
-      </w:r>
-    </w:p>
-    <w:p>
-      <w:pPr>
-        <w:pStyle w:val="FirstParagraph"/>
-      </w:pPr>
-      <w:r>
-        <w:t xml:space="preserve">这一页的三条假设分别对应三个层次的判断。第一条是存在一个普适的模型，在不同的被试群体以及不同尺度下，相比于其它LLM都更像人。这种可能性是存在的，或许是源自于预训练的语料更充分，又或许是模型的参数量更大；第二条与之相反，认为“最像人”的模型会随着被试群体和尺度改变；第三条则提出一个直觉性的推测，即如果某个子群的整体效应量更大，那么它和模型的题项级模式也许会更一致。</w:t>
+    <w:bookmarkStart w:id="69" w:name="第50页研究-2acs两条假设"/>
+    <w:p>
+      <w:pPr>
+        <w:pStyle w:val="Heading2"/>
+      </w:pPr>
+      <w:r>
+        <w:t xml:space="preserve">第50页｜研究 2a·CS：两条假设</w:t>
+      </w:r>
+    </w:p>
+    <w:p>
+      <w:pPr>
+        <w:pStyle w:val="FirstParagraph"/>
+      </w:pPr>
+      <w:r>
+        <w:t xml:space="preserve">这里的两条假设，其实就是把 1b 的跨尺度问题带回到人类端。第一条假设是，人类本身在跨尺度上就不会太稳，因为量表形式、锚点和认知负担都可能改变“哪一道题更偏”的排序；第二条假设则更偏向常见的模型优越论，认为 LLM 也许能比人类更稳定地把同一判断映射到不同尺度上。后面大家会看到，第一条基本成立，第二条则并没有得到支持。</w:t>
       </w:r>
     </w:p>
     <w:bookmarkEnd w:id="69"/>
-    <w:bookmarkStart w:id="70" w:name="第51页研究-2aicc5-个不同模型在-9-个单元轮流登顶不存在普适最像人模型"/>
-    <w:p>
-      <w:pPr>
-        <w:pStyle w:val="Heading2"/>
-      </w:pPr>
-      <w:r>
-        <w:t xml:space="preserve">第51页｜研究 2a·ICC：5 个不同模型在 9 个单元轮流登顶——不存在普适“最像人”模型</w:t>
+    <w:bookmarkStart w:id="70" w:name="第51页研究-2acs人类三个被试群体在三对尺度上的-ρ-都很低"/>
+    <w:p>
+      <w:pPr>
+        <w:pStyle w:val="Heading2"/>
+      </w:pPr>
+      <w:r>
+        <w:t xml:space="preserve">第51页｜研究 2a·CS：人类三个被试群体在三对尺度上的 ρ 都很低</w:t>
+      </w:r>
+    </w:p>
+    <w:p>
+      <w:pPr>
+        <w:pStyle w:val="FirstParagraph"/>
+      </w:pPr>
+      <w:r>
+        <w:t xml:space="preserve">这一页我先只看人类自己，而且用一个最直接的表来读。三行分别是全体、男性和女性被试，三列分别是三对尺度之间的 Spearman 相关。结论非常清楚：9 个单元全部低于 0.13。这意味着人类自己一旦换一种量表，</w:t>
+      </w:r>
+      <w:r>
+        <w:t xml:space="preserve">“</w:t>
+      </w:r>
+      <w:r>
+        <w:t xml:space="preserve">哪一道题更偏</w:t>
+      </w:r>
+      <w:r>
+        <w:t xml:space="preserve">”</w:t>
+      </w:r>
+      <w:r>
+        <w:t xml:space="preserve">的排序就会明显重组。也就是说，跨尺度不稳定并不是模型独有的问题，人类自己也并没有那么稳。</w:t>
+      </w:r>
+    </w:p>
+    <w:bookmarkEnd w:id="70"/>
+    <w:bookmarkStart w:id="71" w:name="第52页研究-2acs人机并列森林中位-ρ-同量级模型间分化更大"/>
+    <w:p>
+      <w:pPr>
+        <w:pStyle w:val="Heading2"/>
+      </w:pPr>
+      <w:r>
+        <w:t xml:space="preserve">第52页｜研究 2a·CS：人机并列森林——中位 ρ 同量级，模型间分化更大</w:t>
+      </w:r>
+    </w:p>
+    <w:p>
+      <w:pPr>
+        <w:pStyle w:val="FirstParagraph"/>
+      </w:pPr>
+      <w:r>
+        <w:t xml:space="preserve">这一页把人类和模型放到同一张图里。最重要的不是谁的中位数略高一点，而是两边总体上处在同一个量级。换句话说，模型并没有表现出一种明显高于人类的跨尺度稳健性。真正更大的差别，反而出现在模型内部的离散程度上，也就是有些模型相对稳定，有些模型非常不稳定。</w:t>
+      </w:r>
+    </w:p>
+    <w:bookmarkEnd w:id="71"/>
+    <w:bookmarkStart w:id="72" w:name="Xbbae52d99b8e7cb6eda6413b5dac3a652513213"/>
+    <w:p>
+      <w:pPr>
+        <w:pStyle w:val="Heading2"/>
+      </w:pPr>
+      <w:r>
+        <w:t xml:space="preserve">第53页｜研究 2a·CS：LLM 与人类跨尺度相关相近，但模型间分化更大——H2a.CS.2 不支持</w:t>
+      </w:r>
+    </w:p>
+    <w:p>
+      <w:pPr>
+        <w:pStyle w:val="FirstParagraph"/>
+      </w:pPr>
+      <w:r>
+        <w:t xml:space="preserve">这一页我会把判决说得很直接：H2a.CS.2，也就是“LLM 显著比人类更稳健”这个假设，不支持。尤其在 3 点对 7 点这一组上，LLM 的中位相关甚至还低于人类。也就是说，题项级跨尺度重组不是人类独有的噪声，也不是模型天然可以克服的问题。真正值得解释的是，为什么模型内部会出现这么大的分化。</w:t>
+      </w:r>
+    </w:p>
+    <w:bookmarkEnd w:id="72"/>
+    <w:bookmarkStart w:id="73" w:name="X27f2343af61147c3e36a432d5c3b5e7105088c9"/>
+    <w:p>
+      <w:pPr>
+        <w:pStyle w:val="Heading2"/>
+      </w:pPr>
+      <w:r>
+        <w:t xml:space="preserve">第54页｜研究 2a·CS：聚合级 +0.86/+0.72/+0.58 复刻 LLM 端排序——人机共识</w:t>
+      </w:r>
+    </w:p>
+    <w:p>
+      <w:pPr>
+        <w:pStyle w:val="FirstParagraph"/>
+      </w:pPr>
+      <w:r>
+        <w:t xml:space="preserve">这一页非常关键，因为它把刚才题项级的低相关，和更高一层的聚合结果放到了一起。题项级上，人和模型都不太稳；但到了 10 个一级领域的聚合层，人类全体样本给出的三对排序几乎完全复刻了 LLM 端。也就是说，人机在“大类结构”上是有共识的，只是在细到具体题项时会显著分化。这也再次说明，跨尺度相似性必须分层解读。</w:t>
+      </w:r>
+    </w:p>
+    <w:bookmarkEnd w:id="73"/>
+    <w:bookmarkStart w:id="74" w:name="第55页研究-2acs-小结题项级上人机都受尺度影响在领域层面人机结果相似"/>
+    <w:p>
+      <w:pPr>
+        <w:pStyle w:val="Heading2"/>
+      </w:pPr>
+      <w:r>
+        <w:t xml:space="preserve">第55页｜研究 2a·CS 小结：题项级上人机都受尺度影响；在领域层面人机结果相似</w:t>
+      </w:r>
+    </w:p>
+    <w:p>
+      <w:pPr>
+        <w:pStyle w:val="FirstParagraph"/>
+      </w:pPr>
+      <w:r>
+        <w:t xml:space="preserve">所以这一节的结论可以概括成一句话：题项级上，人和模型都很容易受到尺度影响，没有谁天然更稳定；但一旦提升到领域层面的聚合分析，人机又会重新表现出相当一致的模式。从逻辑顺序上讲，这一节其实是后面 ICC 的前提，因为它告诉我们，后面讨论“最像人”时，必须明确限定在同一尺度内，不能把跨尺度的重排和人机不一致混在一起。</w:t>
+      </w:r>
+    </w:p>
+    <w:bookmarkEnd w:id="74"/>
+    <w:bookmarkStart w:id="75" w:name="第56页研究-2aicc研究问题与设计"/>
+    <w:p>
+      <w:pPr>
+        <w:pStyle w:val="Heading2"/>
+      </w:pPr>
+      <w:r>
+        <w:t xml:space="preserve">第56页｜研究 2a·ICC：研究问题与设计</w:t>
+      </w:r>
+    </w:p>
+    <w:p>
+      <w:pPr>
+        <w:pStyle w:val="FirstParagraph"/>
+      </w:pPr>
+      <w:r>
+        <w:t xml:space="preserve">在厘清了上一节这个前提之后，ICC 的问题才真正成立。也就是说，既然人类自己跨尺度就会重排，那么“哪个模型最像人”就不能跨尺度去问，而必须固定在同一种量表里比较。所以这一节我比较的是同一尺度内的人机题项级偏差向量，看哪一个模型在这个限定条件下最接近人类。</w:t>
+      </w:r>
+    </w:p>
+    <w:bookmarkEnd w:id="75"/>
+    <w:bookmarkStart w:id="76" w:name="第57页研究-2aicc三条假设"/>
+    <w:p>
+      <w:pPr>
+        <w:pStyle w:val="Heading2"/>
+      </w:pPr>
+      <w:r>
+        <w:t xml:space="preserve">第57页｜研究 2a·ICC：三条假设</w:t>
+      </w:r>
+    </w:p>
+    <w:p>
+      <w:pPr>
+        <w:pStyle w:val="FirstParagraph"/>
+      </w:pPr>
+      <w:r>
+        <w:t xml:space="preserve">这一页的三条假设分别对应三个层次的判断。第一条是存在一个普适的模型，在不同的被试群体以及不同尺度下，相比于其它LLM都更像人；第二条与之相反，认为“最像人”的模型会随着被试群体和尺度改变；第三条则提出一个直觉性的推测，即如果某个子群的整体效应量更大，那么它和模型的题项级模式也许会更一致。</w:t>
+      </w:r>
+    </w:p>
+    <w:bookmarkEnd w:id="76"/>
+    <w:bookmarkStart w:id="77" w:name="第58页研究-2aicc5-个不同模型在-9-个单元轮流登顶不存在普适最像人模型"/>
+    <w:p>
+      <w:pPr>
+        <w:pStyle w:val="Heading2"/>
+      </w:pPr>
+      <w:r>
+        <w:t xml:space="preserve">第58页｜研究 2a·ICC：5 个不同模型在 9 个单元轮流登顶——不存在普适“最像人”模型</w:t>
       </w:r>
     </w:p>
     <w:p>
@@ -1001,14 +1151,14 @@
         <w:t xml:space="preserve">这个问题本身就是不完整的，除非你同时说明像的是哪一群人、在哪一种尺度上。这个结果直接否定了那种想要找出一个普适“最人类模型”的思路。</w:t>
       </w:r>
     </w:p>
-    <w:bookmarkEnd w:id="70"/>
-    <w:bookmarkStart w:id="71" w:name="X3cba33fa0325428872e9bc6a0b051ce114e12b5"/>
-    <w:p>
-      <w:pPr>
-        <w:pStyle w:val="Heading2"/>
-      </w:pPr>
-      <w:r>
-        <w:t xml:space="preserve">第52页｜研究 2a·ICC：Claude 4.5 于 7 点／滑块胜出——ICC 随尺度分辨率上升</w:t>
+    <w:bookmarkEnd w:id="77"/>
+    <w:bookmarkStart w:id="78" w:name="X64a2dd6f78bdce2a7d09c9c6c3f250babb4a269"/>
+    <w:p>
+      <w:pPr>
+        <w:pStyle w:val="Heading2"/>
+      </w:pPr>
+      <w:r>
+        <w:t xml:space="preserve">第59页｜研究 2a·ICC：Claude 4.5 于 7 点／滑块胜出——ICC 随尺度分辨率上升</w:t>
       </w:r>
     </w:p>
     <w:p>
@@ -1019,14 +1169,14 @@
         <w:t xml:space="preserve">这一页我会把注意力放在尺度本身。全体样本下，随着尺度从 3 点走到 7 点再到滑块，最佳 ICC 是上升的，这说明更细的尺度确实更有助于保留题项级信息。可是与此同时，所有 ICC 仍然都处在 poor 区间，这意味着即便在最有利的条件下，人机题项级的绝对一致性也并不高。所以这里的结论是“在相对更细的尺度上，人机更有机会表现出一点可见的一致”。</w:t>
       </w:r>
     </w:p>
-    <w:bookmarkEnd w:id="71"/>
-    <w:bookmarkStart w:id="72" w:name="Xa8efad7eda179a6bc3cb1666df483382f579f0c"/>
-    <w:p>
-      <w:pPr>
-        <w:pStyle w:val="Heading2"/>
-      </w:pPr>
-      <w:r>
-        <w:t xml:space="preserve">第53页｜研究 2a·ICC：拆开被试性别后 top-1 跳到 GLM／DeepSeek R1／Qwen——不同子群下最相似模型不同</w:t>
+    <w:bookmarkEnd w:id="78"/>
+    <w:bookmarkStart w:id="79" w:name="X3433b7d82c4b3e432188b0b52a447067636c208"/>
+    <w:p>
+      <w:pPr>
+        <w:pStyle w:val="Heading2"/>
+      </w:pPr>
+      <w:r>
+        <w:t xml:space="preserve">第60页｜研究 2a·ICC：拆开被试性别后 top-1 跳到 GLM／DeepSeek R1／Qwen——不同子群下最相似模型不同</w:t>
       </w:r>
     </w:p>
     <w:p>
@@ -1037,14 +1187,14 @@
         <w:t xml:space="preserve">这一页进一步说明，所谓“最像人”不仅受尺度影响，也受被试是谁的影响。把全体样本拆成男女之后，冠军模型就发生了明显切换，这表明不同子群并没有共享同一套最相近的模型原型。对我来说，这个结果尤其重要，因为它提醒我们，人类内部本来就不是单一标准答案。如果“人”本身是多元的，那么模型和“人”的对齐也不可能只有一个固定版本。</w:t>
       </w:r>
     </w:p>
-    <w:bookmarkEnd w:id="72"/>
-    <w:bookmarkStart w:id="73" w:name="第54页研究-2aicc三条主要结论"/>
-    <w:p>
-      <w:pPr>
-        <w:pStyle w:val="Heading2"/>
-      </w:pPr>
-      <w:r>
-        <w:t xml:space="preserve">第54页｜研究 2a·ICC：三条主要结论</w:t>
+    <w:bookmarkEnd w:id="79"/>
+    <w:bookmarkStart w:id="80" w:name="第61页研究-2aicc三条主要结论"/>
+    <w:p>
+      <w:pPr>
+        <w:pStyle w:val="Heading2"/>
+      </w:pPr>
+      <w:r>
+        <w:t xml:space="preserve">第61页｜研究 2a·ICC：三条主要结论</w:t>
       </w:r>
     </w:p>
     <w:p>
@@ -1055,14 +1205,14 @@
         <w:t xml:space="preserve">这一页我会把 ICC 的三条核心结论连起来讲。第一，没有固定的“最像人”模型，top-1 会随着被试子群和尺度改变；第二，尺度越细，题项级相似度越容易上升，但即便如此也仍然停留在 poor 区间；第三，也是最有启发性的一点，女性被试虽然整体 d_z 更大，但题项级上反而不比男性被试更像 LLM。换句话说，整体偏差强，不等于具体题项配置就更接近模型。</w:t>
       </w:r>
     </w:p>
-    <w:bookmarkEnd w:id="73"/>
-    <w:bookmarkStart w:id="74" w:name="第55页研究-2aicc-小结没有固定的最像人模型效应量大不等于题项更一致"/>
-    <w:p>
-      <w:pPr>
-        <w:pStyle w:val="Heading2"/>
-      </w:pPr>
-      <w:r>
-        <w:t xml:space="preserve">第55页｜研究 2a·ICC 小结：没有固定的“最像人”模型，效应量大不等于题项更一致</w:t>
+    <w:bookmarkEnd w:id="80"/>
+    <w:bookmarkStart w:id="81" w:name="第62页研究-2aicc-小结没有固定的最像人模型效应量大不等于题项更一致"/>
+    <w:p>
+      <w:pPr>
+        <w:pStyle w:val="Heading2"/>
+      </w:pPr>
+      <w:r>
+        <w:t xml:space="preserve">第62页｜研究 2a·ICC 小结：没有固定的“最像人”模型，效应量大不等于题项更一致</w:t>
       </w:r>
     </w:p>
     <w:p>
@@ -1071,144 +1221,6 @@
       </w:pPr>
       <w:r>
         <w:t xml:space="preserve">所以在 ICC 小结里，我会提出一个比较谨慎但有解释力的想法，也就是“对齐偏斜”。它的意思不是模型整体上不够像人，而是模型更可能对齐到了某一类评分者的判断结构，比如更接近男性评分者在题项层面的识别方式。这个假设当然还不是直接证明，但它很好地解释了为什么女性被试的整体效应量更大，却没有换来更高的 ICC。也就是说，量级和模式真的是两个彼此独立的维度。</w:t>
-      </w:r>
-    </w:p>
-    <w:bookmarkEnd w:id="74"/>
-    <w:bookmarkStart w:id="75" w:name="第56页研究-2acs研究问题"/>
-    <w:p>
-      <w:pPr>
-        <w:pStyle w:val="Heading2"/>
-      </w:pPr>
-      <w:r>
-        <w:t xml:space="preserve">第56页｜研究 2a·CS：研究问题</w:t>
-      </w:r>
-    </w:p>
-    <w:p>
-      <w:pPr>
-        <w:pStyle w:val="FirstParagraph"/>
-      </w:pPr>
-      <w:r>
-        <w:t xml:space="preserve">上一节结束后，一个自然的问题就是：人机 ICC 低，到底是因为人和模型真的不像，还是因为人类自己跨尺度就不太像。CS 这一节就是为了回答这个前置问题。换句话说，在批评模型“不稳定”之前，我们必须先问清楚，人类自己在 3 点、7 点和滑块之间，是不是也会对同一批题项给出很不一样的偏差排序。只有做完这一步，我们才能公平比较人和模型谁更稳。</w:t>
-      </w:r>
-    </w:p>
-    <w:bookmarkEnd w:id="75"/>
-    <w:bookmarkStart w:id="76" w:name="第57页研究-2acs两条假设"/>
-    <w:p>
-      <w:pPr>
-        <w:pStyle w:val="Heading2"/>
-      </w:pPr>
-      <w:r>
-        <w:t xml:space="preserve">第57页｜研究 2a·CS：两条假设</w:t>
-      </w:r>
-    </w:p>
-    <w:p>
-      <w:pPr>
-        <w:pStyle w:val="FirstParagraph"/>
-      </w:pPr>
-      <w:r>
-        <w:t xml:space="preserve">这里的两条假设分别代表两种常见直觉。第一种直觉是，人类很容易受量表形式、认知负担和锚点效应影响，所以跨尺度不会太稳；第二种直觉则更偏向模型优越论，认为 LLM 作为语言生成系统，也许能更稳定地把同一判断映射到不同尺度上。</w:t>
-      </w:r>
-    </w:p>
-    <w:bookmarkEnd w:id="76"/>
-    <w:bookmarkStart w:id="77" w:name="第58页研究-2acs人类三个被试群体的题项级跨尺度相关均低于-0.13"/>
-    <w:p>
-      <w:pPr>
-        <w:pStyle w:val="Heading2"/>
-      </w:pPr>
-      <w:r>
-        <w:t xml:space="preserve">第58页｜研究 2a·CS：人类三个被试群体的题项级跨尺度相关均低于 0.13</w:t>
-      </w:r>
-    </w:p>
-    <w:p>
-      <w:pPr>
-        <w:pStyle w:val="FirstParagraph"/>
-      </w:pPr>
-      <w:r>
-        <w:t xml:space="preserve">这一页先看人类自己。结果非常清楚，不管是全体、男性还是女性被试，题项级的跨尺度相关都很低，多数置信区间还跨过零。也就是说，对人类而言，同一批题项换一种评分方式之后，</w:t>
-      </w:r>
-      <w:r>
-        <w:t xml:space="preserve">“</w:t>
-      </w:r>
-      <w:r>
-        <w:t xml:space="preserve">哪一题更偏</w:t>
-      </w:r>
-      <w:r>
-        <w:t xml:space="preserve">”</w:t>
-      </w:r>
-      <w:r>
-        <w:t xml:space="preserve">的排序也会大幅重组。所以如果我们后面发现模型跨尺度也不稳，就不能简单把它视为模型独有的问题，因为人类自己本来就没有那么稳。</w:t>
-      </w:r>
-    </w:p>
-    <w:bookmarkEnd w:id="77"/>
-    <w:bookmarkStart w:id="78" w:name="第59页研究-2acs人机并列森林中位-ρ-同量级模型间分化更大"/>
-    <w:p>
-      <w:pPr>
-        <w:pStyle w:val="Heading2"/>
-      </w:pPr>
-      <w:r>
-        <w:t xml:space="preserve">第59页｜研究 2a·CS：人机并列森林——中位 ρ 同量级，模型间分化更大</w:t>
-      </w:r>
-    </w:p>
-    <w:p>
-      <w:pPr>
-        <w:pStyle w:val="FirstParagraph"/>
-      </w:pPr>
-      <w:r>
-        <w:t xml:space="preserve">这一页是把人类和模型放在同一张图上看。最值得注意的是，两边的中位相关其实在同一个量级上，并没有出现模型远远高于人的情况；真正更大的差异，反而出现在模型内部的离散程度上。也就是说，人类跨子群体之间差异有，但模型和模型之间的差异更大。这个结果已经开始动摇“模型比人类更稳定”这一常见印象了。</w:t>
-      </w:r>
-    </w:p>
-    <w:bookmarkEnd w:id="78"/>
-    <w:bookmarkStart w:id="79" w:name="Xd56ed49172e4b4eb375755ef858bb1546f90a28"/>
-    <w:p>
-      <w:pPr>
-        <w:pStyle w:val="Heading2"/>
-      </w:pPr>
-      <w:r>
-        <w:t xml:space="preserve">第60页｜研究 2a·CS：LLM 与人类跨尺度相关相近，但模型间分化更大——H2a.CS.2 不支持</w:t>
-      </w:r>
-    </w:p>
-    <w:p>
-      <w:pPr>
-        <w:pStyle w:val="FirstParagraph"/>
-      </w:pPr>
-      <w:r>
-        <w:t xml:space="preserve">这一页我会直接点明判决：H2a.CS.2 也就是“LLM 显著比人类更稳健”这一假设，不支持。尤其在 3 点对 7 点这一组上，LLM 的中位相关甚至还低于人类。换句话说，题项级跨尺度重组不是人类独有的噪声，也不是模型天然可以克服的问题。真正需要解释的，是为什么有些模型表现得相对稳定，而另一些模型却非常不稳定。</w:t>
-      </w:r>
-    </w:p>
-    <w:bookmarkEnd w:id="79"/>
-    <w:bookmarkStart w:id="80" w:name="Xc37a8e10a4479cae742a7e53326845b82d20bd0"/>
-    <w:p>
-      <w:pPr>
-        <w:pStyle w:val="Heading2"/>
-      </w:pPr>
-      <w:r>
-        <w:t xml:space="preserve">第61页｜研究 2a·CS：聚合级 +0.86/+0.72/+0.58 复刻 LLM 端排序——人机共识</w:t>
-      </w:r>
-    </w:p>
-    <w:p>
-      <w:pPr>
-        <w:pStyle w:val="FirstParagraph"/>
-      </w:pPr>
-      <w:r>
-        <w:t xml:space="preserve">这一页很有意思，因为它再次重现了我们在 1b 看到的分层结构。题项级上，人和模型都不太稳；但到了聚合级，也就是只看 10 个一级领域的 d_z，整体现象又重新收敛，甚至连哪一对尺度最像、哪一对最不像，人的全体样本和模型端都给出非常接近的排序。也就是说，人机在“大类结构”上是有共识的，只是在细到单个题项时会显著分化。</w:t>
-      </w:r>
-    </w:p>
-    <w:bookmarkEnd w:id="80"/>
-    <w:bookmarkStart w:id="81" w:name="第62页研究-2acs-小结题项级上人机都受尺度影响在领域层面人机结果相似"/>
-    <w:p>
-      <w:pPr>
-        <w:pStyle w:val="Heading2"/>
-      </w:pPr>
-      <w:r>
-        <w:t xml:space="preserve">第62页｜研究 2a·CS 小结：题项级上人机都受尺度影响；在领域层面人机结果相似</w:t>
-      </w:r>
-    </w:p>
-    <w:p>
-      <w:pPr>
-        <w:pStyle w:val="FirstParagraph"/>
-      </w:pPr>
-      <w:r>
-        <w:t xml:space="preserve">所以这一节的结论可以概括成一句话：题项级上，人和模型都很容易受到尺度影响，没有谁天然更稳定；但一旦提升到领域层面的聚合分析，人机又会重新表现出相当一致的模式。这其实在统计学上是非常合理的，因为更细的层级会有更多的随机波动，而更粗的层级则会把这些波动平均掉。但从心理学角度看，这也提示我们，人机比较的结论很大程度上取决于我们选择在哪个层级上进行比较。</w:t>
       </w:r>
     </w:p>
     <w:bookmarkEnd w:id="81"/>
